--- a/Doc/Final_Dictionnaire des donnees-AUDIENCES_ET_DELIBERES_V1.1.docx
+++ b/Doc/Final_Dictionnaire des donnees-AUDIENCES_ET_DELIBERES_V1.1.docx
@@ -8663,7 +8663,7 @@
                 <w:sz w:val="22"/>
                 <w:szCs w:val="22"/>
               </w:rPr>
-              <w:t>Indique si le dossier est sensible.</w:t>
+              <w:t>Indique si le dossier est à diligence particulière.</w:t>
             </w:r>
           </w:p>
         </w:tc>
@@ -8772,7 +8772,7 @@
                 <w:sz w:val="22"/>
                 <w:szCs w:val="22"/>
               </w:rPr>
-              <w:t>Seuil de montant pour la double validation (si sensible). Valeur par défaut proposée : 50 000 000 FCFA (configurable).</w:t>
+              <w:t>Seuil de montant pour la double validation (si à diligence particulière). Valeur par défaut proposée : 50 000 000 FCFA (configurable).</w:t>
             </w:r>
           </w:p>
         </w:tc>
@@ -8881,7 +8881,7 @@
                 <w:sz w:val="22"/>
                 <w:szCs w:val="22"/>
               </w:rPr>
-              <w:t>Type de client sensible (</w:t>
+              <w:t>Type de client (</w:t>
             </w:r>
             <w:r>
               <w:rPr>
@@ -9224,7 +9224,7 @@
                 <w:sz w:val="22"/>
                 <w:szCs w:val="22"/>
               </w:rPr>
-              <w:t>Statut de la proposition de sensibilité du juriste : EN_ATTENTE, VALIDEE ou REJETEE (RG-DOS-09).</w:t>
+              <w:t>Statut de la proposition de diligence particulière du juriste : EN_ATTENTE, VALIDEE ou REJETEE (RG-DOS-09).</w:t>
             </w:r>
           </w:p>
         </w:tc>
@@ -9334,7 +9334,7 @@
                 <w:sz w:val="22"/>
                 <w:szCs w:val="22"/>
               </w:rPr>
-              <w:t>Utilisateur — DJ ou DJA — ayant statué sur la sensibilité.</w:t>
+              <w:t>Utilisateur — DJ ou DJA — ayant statué sur la diligence particulière.</w:t>
             </w:r>
           </w:p>
         </w:tc>
@@ -9564,7 +9564,7 @@
           <w:sz w:val="22"/>
           <w:szCs w:val="22"/>
         </w:rPr>
-        <w:t>Étape d’une procédure (Première instance, Appel, Pourvoi en cassation, Pourvoi CCJA — les deux cassations étant concurrentes) avec son propre cycle de vie.</w:t>
+        <w:t>Étape d’une procédure (Instance, Appel, Pourvoi en cassation, Pourvoi CCJA — les deux cassations étant concurrentes) avec son propre cycle de vie.</w:t>
       </w:r>
     </w:p>
     <w:tbl>
@@ -18798,7 +18798,7 @@
           <w:szCs w:val="22"/>
           <w:lang w:val="fr-FR"/>
         </w:rPr>
-        <w:t>Types de client admis pour qualifier un dossier sensible. Le code soumis à la création est validé contre ce référentiel.</w:t>
+        <w:t>Types de client admis pour qualifier un dossier à diligence particulière. Le code soumis à la création est validé contre ce référentiel.</w:t>
       </w:r>
     </w:p>
     <w:tbl>
